--- a/publications/jarmanWhoseDataAnyway2025.docx
+++ b/publications/jarmanWhoseDataAnyway2025.docx
@@ -166,18 +166,18 @@
                 <wp:inline>
                   <wp:extent cx="152400" cy="152400"/>
                   <wp:effectExtent b="0" l="0" r="0" t="0"/>
-                  <wp:docPr descr="" title="" id="21" name="Picture"/>
+                  <wp:docPr descr="" title="" id="10" name="Picture"/>
                   <a:graphic>
                     <a:graphicData uri="http://schemas.openxmlformats.org/drawingml/2006/picture">
                       <pic:pic>
                         <pic:nvPicPr>
-                          <pic:cNvPr descr="C:\Users\ben\scoop\apps\quarto\current\share\formats\docx\tip.png" id="22" name="Picture"/>
+                          <pic:cNvPr descr="C:\Users\bmhja\scoop\apps\quarto\current\share\formats\docx\tip.png" id="11" name="Picture"/>
                           <pic:cNvPicPr>
                             <a:picLocks noChangeArrowheads="1" noChangeAspect="1"/>
                           </pic:cNvPicPr>
                         </pic:nvPicPr>
                         <pic:blipFill>
-                          <a:blip r:embed="rId20"/>
+                          <a:blip r:embed="rId9"/>
                           <a:stretch>
                             <a:fillRect/>
                           </a:stretch>
@@ -239,7 +239,7 @@
             <w:r>
               <w:t xml:space="preserve"> </w:t>
             </w:r>
-            <w:hyperlink r:id="rId23">
+            <w:hyperlink r:id="rId12">
               <w:r>
                 <w:rPr>
                   <w:rStyle w:val="Hyperlink"/>
@@ -255,7 +255,7 @@
         </w:tc>
       </w:tr>
     </w:tbl>
-    <w:bookmarkStart w:id="28" w:name="setting-the-scene"/>
+    <w:bookmarkStart w:id="17" w:name="setting-the-scene"/>
     <w:p>
       <w:pPr>
         <w:pStyle w:val="Heading1"/>
@@ -267,7 +267,7 @@
         <w:t xml:space="preserve"> </w:t>
       </w:r>
     </w:p>
-    <w:bookmarkStart w:id="24" w:name="a-dilemma"/>
+    <w:bookmarkStart w:id="13" w:name="a-dilemma"/>
     <w:p>
       <w:pPr>
         <w:pStyle w:val="Heading2"/>
@@ -351,23 +351,14 @@
         <w:t xml:space="preserve">making my interview data openly available. I’ll describe a few of the reasons for that decision later, but I was aware at the time I would not have this choice in the future, and so I’ve tried to keep thinking about how openness interacts with the qualitative traditions. This talk will package up some of that thinking, and situate it in some subsequent debates.</w:t>
       </w:r>
     </w:p>
-    <w:bookmarkEnd w:id="24"/>
-    <w:bookmarkStart w:id="26" w:name="what-is-openness"/>
+    <w:bookmarkEnd w:id="13"/>
+    <w:bookmarkStart w:id="15" w:name="what-is-openness"/>
     <w:p>
       <w:pPr>
         <w:pStyle w:val="Heading2"/>
       </w:pPr>
       <w:r>
-        <w:t xml:space="preserve">What is</w:t>
-      </w:r>
-      <w:r>
-        <w:t xml:space="preserve"> </w:t>
-      </w:r>
-      <w:r>
-        <w:t xml:space="preserve">‘openness’</w:t>
-      </w:r>
-      <w:r>
-        <w:t xml:space="preserve">?</w:t>
+        <w:t xml:space="preserve">What is ‘openness’?</w:t>
       </w:r>
       <w:r>
         <w:t xml:space="preserve"> </w:t>
@@ -409,19 +400,7 @@
         <w:t xml:space="preserve"> </w:t>
       </w:r>
       <w:r>
-        <w:t xml:space="preserve">has called</w:t>
-      </w:r>
-      <w:r>
-        <w:t xml:space="preserve"> </w:t>
-      </w:r>
-      <w:r>
-        <w:t xml:space="preserve">“the idea that scientific knowledge of all kinds should be openly shared as early as it is practical in the discovery process.”</w:t>
-      </w:r>
-      <w:r>
-        <w:t xml:space="preserve"> </w:t>
-      </w:r>
-      <w:r>
-        <w:t xml:space="preserve">This is the broadest notion of openness, and from it flow some other ideas.</w:t>
+        <w:t xml:space="preserve">has called “the idea that scientific knowledge of all kinds should be openly shared as early as it is practical in the discovery process.” This is the broadest notion of openness, and from it flow some other ideas.</w:t>
       </w:r>
     </w:p>
     <w:p>
@@ -479,7 +458,24 @@
         <w:t xml:space="preserve"> </w:t>
       </w:r>
       <w:r>
-        <w:t xml:space="preserve">(</w:t>
+        <w:t xml:space="preserve">(e.g.</w:t>
+      </w:r>
+      <w:r>
+        <w:t xml:space="preserve"> </w:t>
+      </w:r>
+      <w:hyperlink w:anchor="ref-hanchardFosteringOpenQualitative2023">
+        <w:r>
+          <w:rPr>
+            <w:rStyle w:val="Hyperlink"/>
+          </w:rPr>
+          <w:t xml:space="preserve">Hanchard &amp; San Roman Pineda 2023</w:t>
+        </w:r>
+      </w:hyperlink>
+      <w:r>
+        <w:t xml:space="preserve">;</w:t>
+      </w:r>
+      <w:r>
+        <w:t xml:space="preserve"> </w:t>
       </w:r>
       <w:hyperlink w:anchor="X6a8158a74965d42fffc0b5345fd10d502d2b22c">
         <w:r>
@@ -490,20 +486,6 @@
         </w:r>
       </w:hyperlink>
       <w:r>
-        <w:t xml:space="preserve">; e.g.</w:t>
-      </w:r>
-      <w:r>
-        <w:t xml:space="preserve"> </w:t>
-      </w:r>
-      <w:hyperlink w:anchor="ref-hanchardFosteringOpenQualitative2023">
-        <w:r>
-          <w:rPr>
-            <w:rStyle w:val="Hyperlink"/>
-          </w:rPr>
-          <w:t xml:space="preserve">Hanchard &amp; San Roman Pineda 2023</w:t>
-        </w:r>
-      </w:hyperlink>
-      <w:r>
         <w:t xml:space="preserve">)</w:t>
       </w:r>
       <w:r>
@@ -515,22 +497,13 @@
         <w:pStyle w:val="BodyText"/>
       </w:pPr>
       <w:r>
-        <w:t xml:space="preserve">Even so, data publication is increasingly becoming a default practice, driven from above by funders. Currently, UKRI expects data arising from its funding</w:t>
-      </w:r>
-      <w:r>
-        <w:t xml:space="preserve"> </w:t>
-      </w:r>
-      <w:r>
-        <w:t xml:space="preserve">“to be made as open as possible and as restricted as necessary”</w:t>
-      </w:r>
-      <w:r>
-        <w:t xml:space="preserve">.</w:t>
+        <w:t xml:space="preserve">Even so, data publication is increasingly becoming a default practice, driven from above by funders. Currently, UKRI expects data arising from its funding “to be made as open as possible and as restricted as necessary”.</w:t>
       </w:r>
       <w:r>
         <w:rPr>
           <w:rStyle w:val="FootnoteReference"/>
         </w:rPr>
-        <w:footnoteReference w:id="25"/>
+        <w:footnoteReference w:id="14"/>
       </w:r>
       <w:r>
         <w:t xml:space="preserve"> </w:t>
@@ -567,20 +540,11 @@
         <w:pStyle w:val="BodyText"/>
       </w:pPr>
       <w:r>
-        <w:t xml:space="preserve">So this is the wider context for my talk: something we might call an</w:t>
-      </w:r>
-      <w:r>
-        <w:t xml:space="preserve"> </w:t>
-      </w:r>
-      <w:r>
-        <w:t xml:space="preserve">‘Open Data agenda’</w:t>
-      </w:r>
-      <w:r>
-        <w:t xml:space="preserve">, favouring data publication by default, and making the case in terms derived from the STEMM subjects and quantitative social sciences. How can we as qualitative researchers engage with this agenda?</w:t>
-      </w:r>
-    </w:p>
-    <w:bookmarkEnd w:id="26"/>
-    <w:bookmarkStart w:id="27" w:name="prison-research-as-an-analytical-lens"/>
+        <w:t xml:space="preserve">So this is the wider context for my talk: something we might call an ‘Open Data agenda’, favouring data publication by default, and making the case in terms derived from the STEMM subjects and quantitative social sciences. How can we as qualitative researchers engage with this agenda?</w:t>
+      </w:r>
+    </w:p>
+    <w:bookmarkEnd w:id="15"/>
+    <w:bookmarkStart w:id="16" w:name="prison-research-as-an-analytical-lens"/>
     <w:p>
       <w:pPr>
         <w:pStyle w:val="Heading2"/>
@@ -757,33 +721,21 @@
         <w:t xml:space="preserve">I now want to step back from that setting, and examine how this kind of insight might cause us to think about managing research data.</w:t>
       </w:r>
     </w:p>
-    <w:bookmarkEnd w:id="27"/>
-    <w:bookmarkEnd w:id="28"/>
-    <w:bookmarkStart w:id="34" w:name="X111040b53d444492ab4ed5e416839092d039101"/>
+    <w:bookmarkEnd w:id="16"/>
+    <w:bookmarkEnd w:id="17"/>
+    <w:bookmarkStart w:id="23" w:name="X111040b53d444492ab4ed5e416839092d039101"/>
     <w:p>
       <w:pPr>
         <w:pStyle w:val="Heading1"/>
       </w:pPr>
       <w:r>
-        <w:t xml:space="preserve">Understanding</w:t>
-      </w:r>
-      <w:r>
-        <w:t xml:space="preserve"> </w:t>
-      </w:r>
-      <w:r>
-        <w:t xml:space="preserve">‘openness’</w:t>
-      </w:r>
-      <w:r>
-        <w:t xml:space="preserve"> </w:t>
-      </w:r>
-      <w:r>
-        <w:t xml:space="preserve">and qualitative data</w:t>
-      </w:r>
-      <w:r>
-        <w:t xml:space="preserve"> </w:t>
-      </w:r>
-    </w:p>
-    <w:bookmarkStart w:id="32" w:name="Xfaa0fca661cd68a2ef59113d3c2fc47922ac512"/>
+        <w:t xml:space="preserve">Understanding ‘openness’ and qualitative data</w:t>
+      </w:r>
+      <w:r>
+        <w:t xml:space="preserve"> </w:t>
+      </w:r>
+    </w:p>
+    <w:bookmarkStart w:id="21" w:name="Xfaa0fca661cd68a2ef59113d3c2fc47922ac512"/>
     <w:p>
       <w:pPr>
         <w:pStyle w:val="Heading2"/>
@@ -795,7 +747,7 @@
         <w:t xml:space="preserve"> </w:t>
       </w:r>
     </w:p>
-    <w:bookmarkStart w:id="30" w:name="fair"/>
+    <w:bookmarkStart w:id="19" w:name="fair"/>
     <w:p>
       <w:pPr>
         <w:pStyle w:val="Heading3"/>
@@ -861,7 +813,7 @@
         <w:rPr>
           <w:rStyle w:val="FootnoteReference"/>
         </w:rPr>
-        <w:footnoteReference w:id="29"/>
+        <w:footnoteReference w:id="18"/>
       </w:r>
     </w:p>
     <w:p>
@@ -928,8 +880,8 @@
         <w:t xml:space="preserve">I’m going to suggest two things: first, that we need different ways of thinking about what qualitative data is, and how we might approach questions of openness; and second, that we need to do that not from the standpoint of a single, top-down agenda for Open Research, but rather by engaging with that agenda from the distinctive positions we hold as researchers who use qualitative methods.</w:t>
       </w:r>
     </w:p>
-    <w:bookmarkEnd w:id="30"/>
-    <w:bookmarkStart w:id="31" w:name="dear"/>
+    <w:bookmarkEnd w:id="19"/>
+    <w:bookmarkStart w:id="20" w:name="dear"/>
     <w:p>
       <w:pPr>
         <w:pStyle w:val="Heading3"/>
@@ -1005,16 +957,7 @@
         <w:pStyle w:val="BodyText"/>
       </w:pPr>
       <w:r>
-        <w:t xml:space="preserve">Members of the working group were therefore not always in accord; but rather than trying to resolve these differences prescriptively, we asked whether a broader, better conceptualisation of qualitative data itself might be a starting point for more generative conversations about</w:t>
-      </w:r>
-      <w:r>
-        <w:t xml:space="preserve"> </w:t>
-      </w:r>
-      <w:r>
-        <w:t xml:space="preserve">‘openness’</w:t>
-      </w:r>
-      <w:r>
-        <w:t xml:space="preserve">,</w:t>
+        <w:t xml:space="preserve">Members of the working group were therefore not always in accord; but rather than trying to resolve these differences prescriptively, we asked whether a broader, better conceptualisation of qualitative data itself might be a starting point for more generative conversations about ‘openness’,</w:t>
       </w:r>
       <w:r>
         <w:t xml:space="preserve"> </w:t>
@@ -1143,40 +1086,7 @@
         <w:pStyle w:val="FirstParagraph"/>
       </w:pPr>
       <w:r>
-        <w:t xml:space="preserve">Who exactly</w:t>
-      </w:r>
-      <w:r>
-        <w:t xml:space="preserve"> </w:t>
-      </w:r>
-      <w:r>
-        <w:t xml:space="preserve">‘owns’</w:t>
-      </w:r>
-      <w:r>
-        <w:t xml:space="preserve"> </w:t>
-      </w:r>
-      <w:r>
-        <w:t xml:space="preserve">the data, and the knowledge that comes from it? My funder? Me? My university? My participants? The Prison Service? What I’m trying to say is that I think this isn’t a very good question. Instead of asking</w:t>
-      </w:r>
-      <w:r>
-        <w:t xml:space="preserve"> </w:t>
-      </w:r>
-      <w:r>
-        <w:t xml:space="preserve">‘whose data is it?’</w:t>
-      </w:r>
-      <w:r>
-        <w:t xml:space="preserve">, we might ask,</w:t>
-      </w:r>
-      <w:r>
-        <w:t xml:space="preserve"> </w:t>
-      </w:r>
-      <w:r>
-        <w:t xml:space="preserve">‘what responsibilities arise from how this knowledge came into being?’</w:t>
-      </w:r>
-      <w:r>
-        <w:t xml:space="preserve"> </w:t>
-      </w:r>
-      <w:r>
-        <w:t xml:space="preserve">This shifts us from questions of ownership to questions of stewardship, from property to relationship - and this, I would suggest, offers us more productive ways to think about openness.</w:t>
+        <w:t xml:space="preserve">Who exactly ‘owns’ the data, and the knowledge that comes from it? My funder? Me? My university? My participants? The Prison Service? What I’m trying to say is that I think this isn’t a very good question. Instead of asking ‘whose data is it?’, we might ask, ‘what responsibilities arise from how this knowledge came into being?’ This shifts us from questions of ownership to questions of stewardship, from property to relationship - and this, I would suggest, offers us more productive ways to think about openness.</w:t>
       </w:r>
     </w:p>
     <w:p>
@@ -1187,9 +1097,9 @@
         <w:t xml:space="preserve">I want to shift now to briefly describe a recent debate among American criminologists, which I think covers some of the same ground. I want to comment on how it arose, and how I think it exemplifies the kind of intradisciplinary conversation I’m calling for.</w:t>
       </w:r>
     </w:p>
-    <w:bookmarkEnd w:id="31"/>
-    <w:bookmarkEnd w:id="32"/>
-    <w:bookmarkStart w:id="33" w:name="a-current-debate"/>
+    <w:bookmarkEnd w:id="20"/>
+    <w:bookmarkEnd w:id="21"/>
+    <w:bookmarkStart w:id="22" w:name="a-current-debate"/>
     <w:p>
       <w:pPr>
         <w:pStyle w:val="Heading2"/>
@@ -1242,28 +1152,7 @@
         <w:t xml:space="preserve">)</w:t>
       </w:r>
       <w:r>
-        <w:t xml:space="preserve">, and was presented with reference to terms like</w:t>
-      </w:r>
-      <w:r>
-        <w:t xml:space="preserve"> </w:t>
-      </w:r>
-      <w:r>
-        <w:t xml:space="preserve">“reproducibility”</w:t>
-      </w:r>
-      <w:r>
-        <w:t xml:space="preserve"> </w:t>
-      </w:r>
-      <w:r>
-        <w:t xml:space="preserve">and</w:t>
-      </w:r>
-      <w:r>
-        <w:t xml:space="preserve"> </w:t>
-      </w:r>
-      <w:r>
-        <w:t xml:space="preserve">“generalizability”</w:t>
-      </w:r>
-      <w:r>
-        <w:t xml:space="preserve">. It would require qualitative researchers to upload interview transcripts, fieldnotes, and coding trees, with minimal restrictions.</w:t>
+        <w:t xml:space="preserve">, and was presented with reference to terms like “reproducibility” and “generalizability”. It would require qualitative researchers to upload interview transcripts, fieldnotes, and coding trees, with minimal restrictions.</w:t>
       </w:r>
     </w:p>
     <w:p>
@@ -1509,9 +1398,9 @@
         <w:t xml:space="preserve">What’s crucial is that this debate represents some reflection on the kinds of stewardship responsibility which I’ve suggested are incumbent on qualitative researchers. These changes—the shift to digital data, increasing expectations of transparency—are established realities that require constructive engagement. I want to close with a few suggestions about some practical ways forward.</w:t>
       </w:r>
     </w:p>
-    <w:bookmarkEnd w:id="33"/>
-    <w:bookmarkEnd w:id="34"/>
-    <w:bookmarkStart w:id="37" w:name="ways-forward"/>
+    <w:bookmarkEnd w:id="22"/>
+    <w:bookmarkEnd w:id="23"/>
+    <w:bookmarkStart w:id="26" w:name="ways-forward"/>
     <w:p>
       <w:pPr>
         <w:pStyle w:val="Heading1"/>
@@ -1523,7 +1412,7 @@
         <w:t xml:space="preserve"> </w:t>
       </w:r>
     </w:p>
-    <w:bookmarkStart w:id="35" w:name="moving-from-principles-to-practice"/>
+    <w:bookmarkStart w:id="24" w:name="moving-from-principles-to-practice"/>
     <w:p>
       <w:pPr>
         <w:pStyle w:val="Heading2"/>
@@ -1556,19 +1445,7 @@
         <w:pStyle w:val="BodyText"/>
       </w:pPr>
       <w:r>
-        <w:t xml:space="preserve">The Sheffield team proposed</w:t>
-      </w:r>
-      <w:r>
-        <w:t xml:space="preserve"> </w:t>
-      </w:r>
-      <w:r>
-        <w:t xml:space="preserve">‘re-renderability’</w:t>
-      </w:r>
-      <w:r>
-        <w:t xml:space="preserve"> </w:t>
-      </w:r>
-      <w:r>
-        <w:t xml:space="preserve">as an alternative term, to use in place of the more familiar notion of</w:t>
+        <w:t xml:space="preserve">The Sheffield team proposed ‘re-renderability’ as an alternative term, to use in place of the more familiar notion of</w:t>
       </w:r>
       <w:r>
         <w:t xml:space="preserve"> </w:t>
@@ -1660,8 +1537,8 @@
         <w:t xml:space="preserve">All of these ideas have implications for how we behave as researchers, and hence there’s a basis for constructive engagement there.</w:t>
       </w:r>
     </w:p>
-    <w:bookmarkEnd w:id="35"/>
-    <w:bookmarkStart w:id="36" w:name="key-messages"/>
+    <w:bookmarkEnd w:id="24"/>
+    <w:bookmarkStart w:id="25" w:name="key-messages"/>
     <w:p>
       <w:pPr>
         <w:pStyle w:val="Heading2"/>
@@ -1702,16 +1579,7 @@
         <w:pStyle w:val="BodyText"/>
       </w:pPr>
       <w:r>
-        <w:t xml:space="preserve">Third, instead of asking</w:t>
-      </w:r>
-      <w:r>
-        <w:t xml:space="preserve"> </w:t>
-      </w:r>
-      <w:r>
-        <w:t xml:space="preserve">‘whose data is it?’</w:t>
-      </w:r>
-      <w:r>
-        <w:t xml:space="preserve">, or behaving as if the answer to that question is</w:t>
+        <w:t xml:space="preserve">Third, instead of asking ‘whose data is it?’, or behaving as if the answer to that question is</w:t>
       </w:r>
       <w:r>
         <w:t xml:space="preserve"> </w:t>
@@ -1744,9 +1612,9 @@
         <w:br w:type="page"/>
       </w:r>
     </w:p>
-    <w:bookmarkEnd w:id="36"/>
-    <w:bookmarkEnd w:id="37"/>
-    <w:bookmarkStart w:id="69" w:name="references"/>
+    <w:bookmarkEnd w:id="25"/>
+    <w:bookmarkEnd w:id="26"/>
+    <w:bookmarkStart w:id="58" w:name="references"/>
     <w:p>
       <w:pPr>
         <w:pStyle w:val="Heading1"/>
@@ -1755,8 +1623,8 @@
         <w:t xml:space="preserve">References</w:t>
       </w:r>
     </w:p>
-    <w:bookmarkStart w:id="68" w:name="refs"/>
-    <w:bookmarkStart w:id="39" w:name="ref-allansonDoingESRCData2024"/>
+    <w:bookmarkStart w:id="57" w:name="refs"/>
+    <w:bookmarkStart w:id="28" w:name="ref-allansonDoingESRCData2024"/>
     <w:p>
       <w:pPr>
         <w:pStyle w:val="Bibliography"/>
@@ -1777,7 +1645,7 @@
       <w:r>
         <w:t xml:space="preserve">, University of Dundee. doi:</w:t>
       </w:r>
-      <w:hyperlink r:id="rId38">
+      <w:hyperlink r:id="rId27">
         <w:r>
           <w:rPr>
             <w:rStyle w:val="Hyperlink"/>
@@ -1786,8 +1654,8 @@
         </w:r>
       </w:hyperlink>
     </w:p>
-    <w:bookmarkEnd w:id="39"/>
-    <w:bookmarkStart w:id="41" w:name="X9b0ad5752d18c862ed632da3a0d1f5cb70c6f63"/>
+    <w:bookmarkEnd w:id="28"/>
+    <w:bookmarkStart w:id="30" w:name="X9b0ad5752d18c862ed632da3a0d1f5cb70c6f63"/>
     <w:p>
       <w:pPr>
         <w:pStyle w:val="Bibliography"/>
@@ -1798,7 +1666,7 @@
       <w:r>
         <w:t xml:space="preserve"> </w:t>
       </w:r>
-      <w:hyperlink r:id="rId40">
+      <w:hyperlink r:id="rId29">
         <w:r>
           <w:rPr>
             <w:rStyle w:val="Hyperlink"/>
@@ -1836,8 +1704,8 @@
         <w:t xml:space="preserve">(0), 1–21.</w:t>
       </w:r>
     </w:p>
-    <w:bookmarkEnd w:id="41"/>
-    <w:bookmarkStart w:id="43" w:name="X6a8158a74965d42fffc0b5345fd10d502d2b22c"/>
+    <w:bookmarkEnd w:id="30"/>
+    <w:bookmarkStart w:id="32" w:name="X6a8158a74965d42fffc0b5345fd10d502d2b22c"/>
     <w:p>
       <w:pPr>
         <w:pStyle w:val="Bibliography"/>
@@ -1848,7 +1716,7 @@
       <w:r>
         <w:t xml:space="preserve"> </w:t>
       </w:r>
-      <w:hyperlink r:id="rId42">
+      <w:hyperlink r:id="rId31">
         <w:r>
           <w:rPr>
             <w:rStyle w:val="Hyperlink"/>
@@ -1886,8 +1754,8 @@
         <w:t xml:space="preserve">(2), 6–9.</w:t>
       </w:r>
     </w:p>
-    <w:bookmarkEnd w:id="43"/>
-    <w:bookmarkStart w:id="45" w:name="ref-carrollCAREPrinciplesIndigenous2020"/>
+    <w:bookmarkEnd w:id="32"/>
+    <w:bookmarkStart w:id="34" w:name="ref-carrollCAREPrinciplesIndigenous2020"/>
     <w:p>
       <w:pPr>
         <w:pStyle w:val="Bibliography"/>
@@ -1921,7 +1789,7 @@
       <w:r>
         <w:t xml:space="preserve">(1). doi:</w:t>
       </w:r>
-      <w:hyperlink r:id="rId44">
+      <w:hyperlink r:id="rId33">
         <w:r>
           <w:rPr>
             <w:rStyle w:val="Hyperlink"/>
@@ -1930,8 +1798,8 @@
         </w:r>
       </w:hyperlink>
     </w:p>
-    <w:bookmarkEnd w:id="45"/>
-    <w:bookmarkStart w:id="47" w:name="ref-dickinsonReviewPleaOpen2024"/>
+    <w:bookmarkEnd w:id="34"/>
+    <w:bookmarkStart w:id="36" w:name="ref-dickinsonReviewPleaOpen2024"/>
     <w:p>
       <w:pPr>
         <w:pStyle w:val="Bibliography"/>
@@ -1948,7 +1816,7 @@
       <w:r>
         <w:t xml:space="preserve">, Review article, crimRxiv. doi:</w:t>
       </w:r>
-      <w:hyperlink r:id="rId46">
+      <w:hyperlink r:id="rId35">
         <w:r>
           <w:rPr>
             <w:rStyle w:val="Hyperlink"/>
@@ -1957,8 +1825,8 @@
         </w:r>
       </w:hyperlink>
     </w:p>
-    <w:bookmarkEnd w:id="47"/>
-    <w:bookmarkStart w:id="48" w:name="ref-gilbyOpenResearchArts"/>
+    <w:bookmarkEnd w:id="36"/>
+    <w:bookmarkStart w:id="37" w:name="ref-gilbyOpenResearchArts"/>
     <w:p>
       <w:pPr>
         <w:pStyle w:val="Bibliography"/>
@@ -1967,8 +1835,8 @@
         <w:t xml:space="preserve">Gilby, E., Ammon, M., Leow, R., &amp; Moore, S. (n.d.). Open research and the arts and humanities: opportunities and challenges, Cambridge University Working Group on Open Research in the Humanities.</w:t>
       </w:r>
     </w:p>
-    <w:bookmarkEnd w:id="48"/>
-    <w:bookmarkStart w:id="50" w:name="Xd0f3c986a2f8c6ed622f36bdd6c690b6cd420a3"/>
+    <w:bookmarkEnd w:id="37"/>
+    <w:bookmarkStart w:id="39" w:name="Xd0f3c986a2f8c6ed622f36bdd6c690b6cd420a3"/>
     <w:p>
       <w:pPr>
         <w:pStyle w:val="Bibliography"/>
@@ -1979,7 +1847,7 @@
       <w:r>
         <w:t xml:space="preserve"> </w:t>
       </w:r>
-      <w:hyperlink r:id="rId49">
+      <w:hyperlink r:id="rId38">
         <w:r>
           <w:rPr>
             <w:rStyle w:val="Hyperlink"/>
@@ -2017,8 +1885,8 @@
         <w:t xml:space="preserve">(6), 1–5.</w:t>
       </w:r>
     </w:p>
-    <w:bookmarkEnd w:id="50"/>
-    <w:bookmarkStart w:id="52" w:name="ref-hanchardFosteringOpenQualitative2023"/>
+    <w:bookmarkEnd w:id="39"/>
+    <w:bookmarkStart w:id="41" w:name="ref-hanchardFosteringOpenQualitative2023"/>
     <w:p>
       <w:pPr>
         <w:pStyle w:val="Bibliography"/>
@@ -2045,7 +1913,7 @@
       <w:r>
         <w:t xml:space="preserve"> </w:t>
       </w:r>
-      <w:hyperlink r:id="rId51">
+      <w:hyperlink r:id="rId40">
         <w:r>
           <w:rPr>
             <w:rStyle w:val="Hyperlink"/>
@@ -2054,8 +1922,8 @@
         </w:r>
       </w:hyperlink>
     </w:p>
-    <w:bookmarkEnd w:id="52"/>
-    <w:bookmarkStart w:id="54" w:name="ref-jacquesPleaOpenAccess2024"/>
+    <w:bookmarkEnd w:id="41"/>
+    <w:bookmarkStart w:id="43" w:name="ref-jacquesPleaOpenAccess2024"/>
     <w:p>
       <w:pPr>
         <w:pStyle w:val="Bibliography"/>
@@ -2063,7 +1931,7 @@
       <w:r>
         <w:t xml:space="preserve">Jacques, S., &amp; Wheeler, A. (2024, October 31). A plea for open access to qualitative criminology: with a python script for anonymizing data and illustrative analysis of error rates. doi:</w:t>
       </w:r>
-      <w:hyperlink r:id="rId53">
+      <w:hyperlink r:id="rId42">
         <w:r>
           <w:rPr>
             <w:rStyle w:val="Hyperlink"/>
@@ -2072,8 +1940,8 @@
         </w:r>
       </w:hyperlink>
     </w:p>
-    <w:bookmarkEnd w:id="54"/>
-    <w:bookmarkStart w:id="56" w:name="ref-lavigneRedefiningRigorEmbracing2025"/>
+    <w:bookmarkEnd w:id="43"/>
+    <w:bookmarkStart w:id="45" w:name="ref-lavigneRedefiningRigorEmbracing2025"/>
     <w:p>
       <w:pPr>
         <w:pStyle w:val="Bibliography"/>
@@ -2084,7 +1952,7 @@
       <w:r>
         <w:t xml:space="preserve"> </w:t>
       </w:r>
-      <w:hyperlink r:id="rId55">
+      <w:hyperlink r:id="rId44">
         <w:r>
           <w:rPr>
             <w:rStyle w:val="Hyperlink"/>
@@ -2122,8 +1990,8 @@
         <w:t xml:space="preserve">(1), 1–6.</w:t>
       </w:r>
     </w:p>
-    <w:bookmarkEnd w:id="56"/>
-    <w:bookmarkStart w:id="58" w:name="ref-nielsenMichaelNielsenOpen"/>
+    <w:bookmarkEnd w:id="45"/>
+    <w:bookmarkStart w:id="47" w:name="ref-nielsenMichaelNielsenOpen"/>
     <w:p>
       <w:pPr>
         <w:pStyle w:val="Bibliography"/>
@@ -2134,7 +2002,7 @@
       <w:r>
         <w:t xml:space="preserve"> </w:t>
       </w:r>
-      <w:hyperlink r:id="rId57">
+      <w:hyperlink r:id="rId46">
         <w:r>
           <w:rPr>
             <w:rStyle w:val="Hyperlink"/>
@@ -2143,8 +2011,8 @@
         </w:r>
       </w:hyperlink>
     </w:p>
-    <w:bookmarkEnd w:id="58"/>
-    <w:bookmarkStart w:id="60" w:name="ref-UKRIDevelopingNew2024"/>
+    <w:bookmarkEnd w:id="47"/>
+    <w:bookmarkStart w:id="49" w:name="ref-UKRIDevelopingNew2024"/>
     <w:p>
       <w:pPr>
         <w:pStyle w:val="Bibliography"/>
@@ -2155,7 +2023,7 @@
       <w:r>
         <w:t xml:space="preserve"> </w:t>
       </w:r>
-      <w:hyperlink r:id="rId59">
+      <w:hyperlink r:id="rId48">
         <w:r>
           <w:rPr>
             <w:rStyle w:val="Hyperlink"/>
@@ -2164,8 +2032,8 @@
         </w:r>
       </w:hyperlink>
     </w:p>
-    <w:bookmarkEnd w:id="60"/>
-    <w:bookmarkStart w:id="62" w:name="X70d2c407d441d8ba0d18b5076b659f44ad3107d"/>
+    <w:bookmarkEnd w:id="49"/>
+    <w:bookmarkStart w:id="51" w:name="X70d2c407d441d8ba0d18b5076b659f44ad3107d"/>
     <w:p>
       <w:pPr>
         <w:pStyle w:val="Bibliography"/>
@@ -2189,7 +2057,7 @@
       <w:r>
         <w:t xml:space="preserve"> </w:t>
       </w:r>
-      <w:hyperlink r:id="rId61">
+      <w:hyperlink r:id="rId50">
         <w:r>
           <w:rPr>
             <w:rStyle w:val="Hyperlink"/>
@@ -2198,8 +2066,8 @@
         </w:r>
       </w:hyperlink>
     </w:p>
-    <w:bookmarkEnd w:id="62"/>
-    <w:bookmarkStart w:id="64" w:name="X2ee67a46b5e3c9ba0bf88f007db9f22cb3d95b0"/>
+    <w:bookmarkEnd w:id="51"/>
+    <w:bookmarkStart w:id="53" w:name="X2ee67a46b5e3c9ba0bf88f007db9f22cb3d95b0"/>
     <w:p>
       <w:pPr>
         <w:pStyle w:val="Bibliography"/>
@@ -2216,7 +2084,7 @@
       <w:r>
         <w:t xml:space="preserve"> </w:t>
       </w:r>
-      <w:hyperlink r:id="rId63">
+      <w:hyperlink r:id="rId52">
         <w:r>
           <w:rPr>
             <w:rStyle w:val="Hyperlink"/>
@@ -2225,8 +2093,8 @@
         </w:r>
       </w:hyperlink>
     </w:p>
-    <w:bookmarkEnd w:id="64"/>
-    <w:bookmarkStart w:id="66" w:name="ref-wilkinsonFAIRGuidingPrinciples2016"/>
+    <w:bookmarkEnd w:id="53"/>
+    <w:bookmarkStart w:id="55" w:name="ref-wilkinsonFAIRGuidingPrinciples2016"/>
     <w:p>
       <w:pPr>
         <w:pStyle w:val="Bibliography"/>
@@ -2237,7 +2105,7 @@
       <w:r>
         <w:t xml:space="preserve"> </w:t>
       </w:r>
-      <w:hyperlink r:id="rId65">
+      <w:hyperlink r:id="rId54">
         <w:r>
           <w:rPr>
             <w:rStyle w:val="Hyperlink"/>
@@ -2275,8 +2143,8 @@
         <w:t xml:space="preserve">(1), 160018.</w:t>
       </w:r>
     </w:p>
-    <w:bookmarkEnd w:id="66"/>
-    <w:bookmarkStart w:id="67" w:name="ref-youngExpandingScopeTransparency2024"/>
+    <w:bookmarkEnd w:id="55"/>
+    <w:bookmarkStart w:id="56" w:name="ref-youngExpandingScopeTransparency2024"/>
     <w:p>
       <w:pPr>
         <w:pStyle w:val="Bibliography"/>
@@ -2287,7 +2155,7 @@
       <w:r>
         <w:t xml:space="preserve"> </w:t>
       </w:r>
-      <w:hyperlink r:id="rId49">
+      <w:hyperlink r:id="rId38">
         <w:r>
           <w:rPr>
             <w:rStyle w:val="Hyperlink"/>
@@ -2325,9 +2193,9 @@
         <w:t xml:space="preserve">(6), 7–9.</w:t>
       </w:r>
     </w:p>
-    <w:bookmarkEnd w:id="67"/>
-    <w:bookmarkEnd w:id="68"/>
-    <w:bookmarkEnd w:id="69"/>
+    <w:bookmarkEnd w:id="56"/>
+    <w:bookmarkEnd w:id="57"/>
+    <w:bookmarkEnd w:id="58"/>
     <w:sectPr>
       <w:pgSz w:h="15840" w:w="12240"/>
       <w:pgMar w:bottom="1440" w:footer="720" w:gutter="0" w:header="720" w:left="1440" w:right="1440" w:top="1440"/>
@@ -2357,7 +2225,7 @@
       </w:r>
     </w:p>
   </w:footnote>
-  <w:footnote w:id="25">
+  <w:footnote w:id="14">
     <w:p>
       <w:pPr>
         <w:pStyle w:val="FootnoteText"/>
@@ -2470,7 +2338,7 @@
       </w:r>
     </w:p>
   </w:footnote>
-  <w:footnote w:id="29">
+  <w:footnote w:id="18">
     <w:p>
       <w:pPr>
         <w:pStyle w:val="FootnoteText"/>

--- a/publications/jarmanWhoseDataAnyway2025.docx
+++ b/publications/jarmanWhoseDataAnyway2025.docx
@@ -171,7 +171,7 @@
                     <a:graphicData uri="http://schemas.openxmlformats.org/drawingml/2006/picture">
                       <pic:pic>
                         <pic:nvPicPr>
-                          <pic:cNvPr descr="C:\Users\bmhja\scoop\apps\quarto\current\share\formats\docx\tip.png" id="11" name="Picture"/>
+                          <pic:cNvPr descr="C:\Users\bmhj1v24\scoop\apps\quarto\current\share\formats\docx\tip.png" id="11" name="Picture"/>
                           <pic:cNvPicPr>
                             <a:picLocks noChangeArrowheads="1" noChangeAspect="1"/>
                           </pic:cNvPicPr>
